--- a/thesis/Ch3/Chapter_3.docx
+++ b/thesis/Ch3/Chapter_3.docx
@@ -1674,359 +1674,6 @@
       </w:pPr>
       <w:r>
         <w:rPr>
-          <w:i/>
-          <w:noProof/>
-          <w:szCs w:val="24"/>
-          <w14:ligatures w14:val="standardContextual"/>
-        </w:rPr>
-        <mc:AlternateContent>
-          <mc:Choice Requires="wpg">
-            <w:drawing>
-              <wp:anchor distT="0" distB="0" distL="114300" distR="114300" simplePos="0" relativeHeight="251659264" behindDoc="0" locked="0" layoutInCell="1" allowOverlap="1" wp14:anchorId="51BE48BB" wp14:editId="570FA415">
-                <wp:simplePos x="0" y="0"/>
-                <wp:positionH relativeFrom="column">
-                  <wp:posOffset>1694012</wp:posOffset>
-                </wp:positionH>
-                <wp:positionV relativeFrom="paragraph">
-                  <wp:posOffset>2829200</wp:posOffset>
-                </wp:positionV>
-                <wp:extent cx="2486025" cy="2619375"/>
-                <wp:effectExtent l="0" t="0" r="9525" b="9525"/>
-                <wp:wrapTopAndBottom/>
-                <wp:docPr id="1446219094" name="Group 2"/>
-                <wp:cNvGraphicFramePr/>
-                <a:graphic xmlns:a="http://schemas.openxmlformats.org/drawingml/2006/main">
-                  <a:graphicData uri="http://schemas.microsoft.com/office/word/2010/wordprocessingGroup">
-                    <wpg:wgp>
-                      <wpg:cNvGrpSpPr/>
-                      <wpg:grpSpPr>
-                        <a:xfrm>
-                          <a:off x="0" y="0"/>
-                          <a:ext cx="2486025" cy="2619375"/>
-                          <a:chOff x="0" y="0"/>
-                          <a:chExt cx="2794635" cy="3506035"/>
-                        </a:xfrm>
-                      </wpg:grpSpPr>
-                      <pic:pic xmlns:pic="http://schemas.openxmlformats.org/drawingml/2006/picture">
-                        <pic:nvPicPr>
-                          <pic:cNvPr id="81949637" name="Picture 1"/>
-                          <pic:cNvPicPr>
-                            <a:picLocks noChangeAspect="1"/>
-                          </pic:cNvPicPr>
-                        </pic:nvPicPr>
-                        <pic:blipFill>
-                          <a:blip r:embed="rId8" cstate="print">
-                            <a:extLst>
-                              <a:ext uri="{28A0092B-C50C-407E-A947-70E740481C1C}">
-                                <a14:useLocalDpi xmlns:a14="http://schemas.microsoft.com/office/drawing/2010/main" val="0"/>
-                              </a:ext>
-                            </a:extLst>
-                          </a:blip>
-                          <a:srcRect/>
-                          <a:stretch>
-                            <a:fillRect/>
-                          </a:stretch>
-                        </pic:blipFill>
-                        <pic:spPr bwMode="auto">
-                          <a:xfrm>
-                            <a:off x="0" y="0"/>
-                            <a:ext cx="2794635" cy="2760980"/>
-                          </a:xfrm>
-                          <a:prstGeom prst="rect">
-                            <a:avLst/>
-                          </a:prstGeom>
-                          <a:noFill/>
-                          <a:ln>
-                            <a:noFill/>
-                          </a:ln>
-                        </pic:spPr>
-                      </pic:pic>
-                      <wps:wsp>
-                        <wps:cNvPr id="2085696634" name="Text Box 1"/>
-                        <wps:cNvSpPr txBox="1"/>
-                        <wps:spPr>
-                          <a:xfrm>
-                            <a:off x="0" y="2759102"/>
-                            <a:ext cx="2794635" cy="746933"/>
-                          </a:xfrm>
-                          <a:prstGeom prst="rect">
-                            <a:avLst/>
-                          </a:prstGeom>
-                          <a:solidFill>
-                            <a:prstClr val="white"/>
-                          </a:solidFill>
-                          <a:ln>
-                            <a:noFill/>
-                          </a:ln>
-                        </wps:spPr>
-                        <wps:txbx>
-                          <w:txbxContent>
-                            <w:p>
-                              <w:pPr>
-                                <w:pStyle w:val="Caption"/>
-                                <w:spacing w:after="0"/>
-                                <w:jc w:val="center"/>
-                                <w:rPr>
-                                  <w:i w:val="0"/>
-                                  <w:iCs w:val="0"/>
-                                  <w:color w:val="auto"/>
-                                  <w:sz w:val="24"/>
-                                  <w:szCs w:val="24"/>
-                                </w:rPr>
-                              </w:pPr>
-                              <w:r>
-                                <w:rPr>
-                                  <w:i w:val="0"/>
-                                  <w:iCs w:val="0"/>
-                                  <w:color w:val="auto"/>
-                                  <w:sz w:val="24"/>
-                                  <w:szCs w:val="24"/>
-                                </w:rPr>
-                                <w:t xml:space="preserve">Figure </w:t>
-                              </w:r>
-                              <w:r>
-                                <w:rPr>
-                                  <w:i w:val="0"/>
-                                  <w:iCs w:val="0"/>
-                                  <w:color w:val="auto"/>
-                                  <w:sz w:val="24"/>
-                                  <w:szCs w:val="24"/>
-                                </w:rPr>
-                                <w:fldChar w:fldCharType="begin"/>
-                              </w:r>
-                              <w:r>
-                                <w:rPr>
-                                  <w:i w:val="0"/>
-                                  <w:iCs w:val="0"/>
-                                  <w:color w:val="auto"/>
-                                  <w:sz w:val="24"/>
-                                  <w:szCs w:val="24"/>
-                                </w:rPr>
-                                <w:instrText xml:space="preserve"> SEQ Figure \* ARABIC </w:instrText>
-                              </w:r>
-                              <w:r>
-                                <w:rPr>
-                                  <w:i w:val="0"/>
-                                  <w:iCs w:val="0"/>
-                                  <w:color w:val="auto"/>
-                                  <w:sz w:val="24"/>
-                                  <w:szCs w:val="24"/>
-                                </w:rPr>
-                                <w:fldChar w:fldCharType="separate"/>
-                              </w:r>
-                              <w:r>
-                                <w:rPr>
-                                  <w:i w:val="0"/>
-                                  <w:iCs w:val="0"/>
-                                  <w:noProof/>
-                                  <w:color w:val="auto"/>
-                                  <w:sz w:val="24"/>
-                                  <w:szCs w:val="24"/>
-                                </w:rPr>
-                                <w:t>1</w:t>
-                              </w:r>
-                              <w:r>
-                                <w:rPr>
-                                  <w:i w:val="0"/>
-                                  <w:iCs w:val="0"/>
-                                  <w:color w:val="auto"/>
-                                  <w:sz w:val="24"/>
-                                  <w:szCs w:val="24"/>
-                                </w:rPr>
-                                <w:fldChar w:fldCharType="end"/>
-                              </w:r>
-                            </w:p>
-                            <w:p>
-                              <w:pPr>
-                                <w:rPr>
-                                  <w:i/>
-                                  <w:iCs/>
-                                  <w:sz w:val="16"/>
-                                  <w:szCs w:val="16"/>
-                                </w:rPr>
-                              </w:pPr>
-                              <w:r>
-                                <w:rPr>
-                                  <w:iCs/>
-                                  <w:sz w:val="16"/>
-                                  <w:szCs w:val="16"/>
-                                </w:rPr>
-                                <w:t>Denotes the full description of the projection system used for AZ. This was done to minimize geospatial error</w:t>
-                              </w:r>
-                              <w:r>
-                                <w:rPr>
-                                  <w:iCs/>
-                                  <w:sz w:val="16"/>
-                                  <w:szCs w:val="16"/>
-                                </w:rPr>
-                                <w:t xml:space="preserve"> and is a common tactic in many GIS based programs. </w:t>
-                              </w:r>
-                            </w:p>
-                          </w:txbxContent>
-                        </wps:txbx>
-                        <wps:bodyPr rot="0" spcFirstLastPara="0" vertOverflow="overflow" horzOverflow="overflow" vert="horz" wrap="square" lIns="0" tIns="0" rIns="0" bIns="0" numCol="1" spcCol="0" rtlCol="0" fromWordArt="0" anchor="t" anchorCtr="0" forceAA="0" compatLnSpc="1">
-                          <a:prstTxWarp prst="textNoShape">
-                            <a:avLst/>
-                          </a:prstTxWarp>
-                          <a:noAutofit/>
-                        </wps:bodyPr>
-                      </wps:wsp>
-                    </wpg:wgp>
-                  </a:graphicData>
-                </a:graphic>
-                <wp14:sizeRelH relativeFrom="margin">
-                  <wp14:pctWidth>0</wp14:pctWidth>
-                </wp14:sizeRelH>
-                <wp14:sizeRelV relativeFrom="margin">
-                  <wp14:pctHeight>0</wp14:pctHeight>
-                </wp14:sizeRelV>
-              </wp:anchor>
-            </w:drawing>
-          </mc:Choice>
-          <mc:Fallback>
-            <w:pict>
-              <v:group w14:anchorId="51BE48BB" id="Group 2" o:spid="_x0000_s1026" style="position:absolute;left:0;text-align:left;margin-left:133.4pt;margin-top:222.75pt;width:195.75pt;height:206.25pt;z-index:251659264;mso-width-relative:margin;mso-height-relative:margin" coordsize="27946,35060" o:gfxdata="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">
-                <v:shapetype id="_x0000_t75" coordsize="21600,21600" o:spt="75" o:preferrelative="t" path="m@4@5l@4@11@9@11@9@5xe" filled="f" stroked="f">
-                  <v:stroke joinstyle="miter"/>
-                  <v:formulas>
-                    <v:f eqn="if lineDrawn pixelLineWidth 0"/>
-                    <v:f eqn="sum @0 1 0"/>
-                    <v:f eqn="sum 0 0 @1"/>
-                    <v:f eqn="prod @2 1 2"/>
-                    <v:f eqn="prod @3 21600 pixelWidth"/>
-                    <v:f eqn="prod @3 21600 pixelHeight"/>
-                    <v:f eqn="sum @0 0 1"/>
-                    <v:f eqn="prod @6 1 2"/>
-                    <v:f eqn="prod @7 21600 pixelWidth"/>
-                    <v:f eqn="sum @8 21600 0"/>
-                    <v:f eqn="prod @7 21600 pixelHeight"/>
-                    <v:f eqn="sum @10 21600 0"/>
-                  </v:formulas>
-                  <v:path o:extrusionok="f" gradientshapeok="t" o:connecttype="rect"/>
-                  <o:lock v:ext="edit" aspectratio="t"/>
-                </v:shapetype>
-                <v:shape id="Picture 1" o:spid="_x0000_s1027" type="#_x0000_t75" style="position:absolute;width:27946;height:27609;visibility:visible;mso-wrap-style:square" o:gfxdata="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">
-                  <v:imagedata r:id="rId9" o:title=""/>
-                </v:shape>
-                <v:shapetype id="_x0000_t202" coordsize="21600,21600" o:spt="202" path="m,l,21600r21600,l21600,xe">
-                  <v:stroke joinstyle="miter"/>
-                  <v:path gradientshapeok="t" o:connecttype="rect"/>
-                </v:shapetype>
-                <v:shape id="Text Box 1" o:spid="_x0000_s1028" type="#_x0000_t202" style="position:absolute;top:27591;width:27946;height:7469;visibility:visible;mso-wrap-style:square;v-text-anchor:top" o:gfxdata="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" stroked="f">
-                  <v:textbox inset="0,0,0,0">
-                    <w:txbxContent>
-                      <w:p>
-                        <w:pPr>
-                          <w:pStyle w:val="Caption"/>
-                          <w:spacing w:after="0"/>
-                          <w:jc w:val="center"/>
-                          <w:rPr>
-                            <w:i w:val="0"/>
-                            <w:iCs w:val="0"/>
-                            <w:color w:val="auto"/>
-                            <w:sz w:val="24"/>
-                            <w:szCs w:val="24"/>
-                          </w:rPr>
-                        </w:pPr>
-                        <w:r>
-                          <w:rPr>
-                            <w:i w:val="0"/>
-                            <w:iCs w:val="0"/>
-                            <w:color w:val="auto"/>
-                            <w:sz w:val="24"/>
-                            <w:szCs w:val="24"/>
-                          </w:rPr>
-                          <w:t xml:space="preserve">Figure </w:t>
-                        </w:r>
-                        <w:r>
-                          <w:rPr>
-                            <w:i w:val="0"/>
-                            <w:iCs w:val="0"/>
-                            <w:color w:val="auto"/>
-                            <w:sz w:val="24"/>
-                            <w:szCs w:val="24"/>
-                          </w:rPr>
-                          <w:fldChar w:fldCharType="begin"/>
-                        </w:r>
-                        <w:r>
-                          <w:rPr>
-                            <w:i w:val="0"/>
-                            <w:iCs w:val="0"/>
-                            <w:color w:val="auto"/>
-                            <w:sz w:val="24"/>
-                            <w:szCs w:val="24"/>
-                          </w:rPr>
-                          <w:instrText xml:space="preserve"> SEQ Figure \* ARABIC </w:instrText>
-                        </w:r>
-                        <w:r>
-                          <w:rPr>
-                            <w:i w:val="0"/>
-                            <w:iCs w:val="0"/>
-                            <w:color w:val="auto"/>
-                            <w:sz w:val="24"/>
-                            <w:szCs w:val="24"/>
-                          </w:rPr>
-                          <w:fldChar w:fldCharType="separate"/>
-                        </w:r>
-                        <w:r>
-                          <w:rPr>
-                            <w:i w:val="0"/>
-                            <w:iCs w:val="0"/>
-                            <w:noProof/>
-                            <w:color w:val="auto"/>
-                            <w:sz w:val="24"/>
-                            <w:szCs w:val="24"/>
-                          </w:rPr>
-                          <w:t>1</w:t>
-                        </w:r>
-                        <w:r>
-                          <w:rPr>
-                            <w:i w:val="0"/>
-                            <w:iCs w:val="0"/>
-                            <w:color w:val="auto"/>
-                            <w:sz w:val="24"/>
-                            <w:szCs w:val="24"/>
-                          </w:rPr>
-                          <w:fldChar w:fldCharType="end"/>
-                        </w:r>
-                      </w:p>
-                      <w:p>
-                        <w:pPr>
-                          <w:rPr>
-                            <w:i/>
-                            <w:iCs/>
-                            <w:sz w:val="16"/>
-                            <w:szCs w:val="16"/>
-                          </w:rPr>
-                        </w:pPr>
-                        <w:r>
-                          <w:rPr>
-                            <w:iCs/>
-                            <w:sz w:val="16"/>
-                            <w:szCs w:val="16"/>
-                          </w:rPr>
-                          <w:t>Denotes the full description of the projection system used for AZ. This was done to minimize geospatial error</w:t>
-                        </w:r>
-                        <w:r>
-                          <w:rPr>
-                            <w:iCs/>
-                            <w:sz w:val="16"/>
-                            <w:szCs w:val="16"/>
-                          </w:rPr>
-                          <w:t xml:space="preserve"> and is a common tactic in many GIS based programs. </w:t>
-                        </w:r>
-                      </w:p>
-                    </w:txbxContent>
-                  </v:textbox>
-                </v:shape>
-                <w10:wrap type="topAndBottom"/>
-              </v:group>
-            </w:pict>
-          </mc:Fallback>
-        </mc:AlternateContent>
-      </w:r>
-      <w:r>
-        <w:rPr>
           <w:iCs/>
           <w:szCs w:val="24"/>
         </w:rPr>
@@ -2728,343 +2375,350 @@
           <w:iCs/>
           <w:szCs w:val="24"/>
         </w:rPr>
+        <w:t xml:space="preserve">from total column measurements </w:t>
+      </w:r>
+      <w:r>
+        <w:rPr>
+          <w:iCs/>
+          <w:szCs w:val="24"/>
+        </w:rPr>
+        <w:t xml:space="preserve">to </w:t>
+      </w:r>
+      <w:r>
+        <w:rPr>
+          <w:iCs/>
+          <w:szCs w:val="24"/>
+        </w:rPr>
+        <w:t>surface concentration estimates of mol/unit</w:t>
+      </w:r>
+      <w:r>
+        <w:rPr>
+          <w:iCs/>
+          <w:szCs w:val="24"/>
+          <w:vertAlign w:val="superscript"/>
+        </w:rPr>
+        <w:t>2</w:t>
+      </w:r>
+      <w:r>
+        <w:rPr>
+          <w:iCs/>
+          <w:szCs w:val="24"/>
+        </w:rPr>
+        <w:t xml:space="preserve"> using </w:t>
+      </w:r>
+      <w:r>
+        <w:rPr>
+          <w:iCs/>
+          <w:szCs w:val="24"/>
+        </w:rPr>
+        <w:t xml:space="preserve">area, </w:t>
+      </w:r>
+      <w:r>
+        <w:rPr>
+          <w:iCs/>
+          <w:szCs w:val="24"/>
+        </w:rPr>
+        <w:t>volume</w:t>
+      </w:r>
+      <w:r>
+        <w:rPr>
+          <w:iCs/>
+          <w:szCs w:val="24"/>
+        </w:rPr>
+        <w:t xml:space="preserve">, and </w:t>
+      </w:r>
+      <w:r>
+        <w:rPr>
+          <w:iCs/>
+          <w:szCs w:val="24"/>
+        </w:rPr>
+        <w:t>unit normalization principles (</w:t>
+      </w:r>
+      <w:r>
+        <w:rPr>
+          <w:iCs/>
+          <w:szCs w:val="24"/>
+        </w:rPr>
+        <w:t xml:space="preserve">e.g. </w:t>
+      </w:r>
+      <w:r>
+        <w:rPr>
+          <w:iCs/>
+          <w:szCs w:val="24"/>
+        </w:rPr>
+        <w:t>1 DU = 2.69x10¹</w:t>
+      </w:r>
+      <w:r>
+        <w:rPr>
+          <w:rFonts w:ascii="Cambria Math" w:hAnsi="Cambria Math" w:cs="Cambria Math"/>
+          <w:iCs/>
+          <w:szCs w:val="24"/>
+        </w:rPr>
+        <w:t>⁶</w:t>
+      </w:r>
+      <w:r>
+        <w:rPr>
+          <w:iCs/>
+          <w:szCs w:val="24"/>
+        </w:rPr>
+        <w:t xml:space="preserve"> mol/cm²). An estimation of the kinetic energy of O</w:t>
+      </w:r>
+      <w:r>
+        <w:rPr>
+          <w:iCs/>
+          <w:szCs w:val="24"/>
+          <w:vertAlign w:val="subscript"/>
+        </w:rPr>
+        <w:t>3</w:t>
+      </w:r>
+      <w:r>
+        <w:rPr>
+          <w:iCs/>
+          <w:szCs w:val="24"/>
+        </w:rPr>
+        <w:t xml:space="preserve"> w</w:t>
+      </w:r>
+      <w:r>
+        <w:rPr>
+          <w:iCs/>
+          <w:szCs w:val="24"/>
+        </w:rPr>
+        <w:t>as</w:t>
+      </w:r>
+      <w:r>
+        <w:rPr>
+          <w:iCs/>
+          <w:szCs w:val="24"/>
+        </w:rPr>
+        <w:t xml:space="preserve"> derived from the ideal gas law (PV=</w:t>
+      </w:r>
+      <w:proofErr w:type="spellStart"/>
+      <w:r>
+        <w:rPr>
+          <w:iCs/>
+          <w:szCs w:val="24"/>
+        </w:rPr>
+        <w:t>nRT</w:t>
+      </w:r>
+      <w:proofErr w:type="spellEnd"/>
+      <w:r>
+        <w:rPr>
+          <w:iCs/>
+          <w:szCs w:val="24"/>
+        </w:rPr>
+        <w:t>) using downward solar radiation, total ozone column values, surface temperature</w:t>
+      </w:r>
+      <w:r>
+        <w:rPr>
+          <w:iCs/>
+          <w:szCs w:val="24"/>
+        </w:rPr>
+        <w:t xml:space="preserve">, and </w:t>
+      </w:r>
+      <w:r>
+        <w:rPr>
+          <w:iCs/>
+          <w:szCs w:val="24"/>
+        </w:rPr>
+        <w:t>O</w:t>
+      </w:r>
+      <w:r>
+        <w:rPr>
+          <w:iCs/>
+          <w:szCs w:val="24"/>
+          <w:vertAlign w:val="subscript"/>
+        </w:rPr>
+        <w:t>3</w:t>
+      </w:r>
+      <w:r>
+        <w:rPr>
+          <w:iCs/>
+          <w:szCs w:val="24"/>
+        </w:rPr>
+        <w:t xml:space="preserve"> </w:t>
+      </w:r>
+      <w:r>
+        <w:rPr>
+          <w:iCs/>
+          <w:szCs w:val="24"/>
+        </w:rPr>
+        <w:t xml:space="preserve">column </w:t>
+      </w:r>
+      <w:r>
+        <w:rPr>
+          <w:iCs/>
+          <w:szCs w:val="24"/>
+        </w:rPr>
+        <w:t>t</w:t>
+      </w:r>
+      <w:r>
+        <w:rPr>
+          <w:iCs/>
+          <w:szCs w:val="24"/>
+        </w:rPr>
+        <w:t xml:space="preserve">emperature to potentially estimate thermodynamic energy states for use in later works. Cloud base and top height differentials were combined with pressure gradients and overall cloud fraction to represent potential cloud energy radiating within the atmosphere. Weekly moving averages were applied to multiple variables to capture temporal smoothing and remove high-frequency noise. </w:t>
+      </w:r>
+      <w:r>
+        <w:rPr>
+          <w:iCs/>
+          <w:szCs w:val="24"/>
+        </w:rPr>
+        <w:t>E</w:t>
+      </w:r>
+      <w:r>
+        <w:rPr>
+          <w:iCs/>
+          <w:szCs w:val="24"/>
+        </w:rPr>
+        <w:t xml:space="preserve">ach of feature implemented </w:t>
+      </w:r>
+      <w:r>
+        <w:rPr>
+          <w:iCs/>
+          <w:szCs w:val="24"/>
+        </w:rPr>
+        <w:t xml:space="preserve">into the final model </w:t>
+      </w:r>
+      <w:r>
+        <w:rPr>
+          <w:iCs/>
+          <w:szCs w:val="24"/>
+        </w:rPr>
+        <w:t>reduce</w:t>
+      </w:r>
+      <w:r>
+        <w:rPr>
+          <w:iCs/>
+          <w:szCs w:val="24"/>
+        </w:rPr>
+        <w:t>d</w:t>
+      </w:r>
+      <w:r>
+        <w:rPr>
+          <w:iCs/>
+          <w:szCs w:val="24"/>
+        </w:rPr>
+        <w:t xml:space="preserve"> spurious correlation</w:t>
+      </w:r>
+      <w:r>
+        <w:rPr>
+          <w:iCs/>
+          <w:szCs w:val="24"/>
+        </w:rPr>
+        <w:t xml:space="preserve"> between co-variates by combining their covariance into a representation of O</w:t>
+      </w:r>
+      <w:r>
+        <w:rPr>
+          <w:iCs/>
+          <w:szCs w:val="24"/>
+          <w:vertAlign w:val="subscript"/>
+        </w:rPr>
+        <w:t>3</w:t>
+      </w:r>
+      <w:r>
+        <w:rPr>
+          <w:iCs/>
+          <w:szCs w:val="24"/>
+        </w:rPr>
+        <w:t xml:space="preserve"> based on transport and chemical mechanisms</w:t>
+      </w:r>
+      <w:r>
+        <w:rPr>
+          <w:iCs/>
+          <w:szCs w:val="24"/>
+        </w:rPr>
+        <w:t>.</w:t>
+      </w:r>
+      <w:r>
+        <w:rPr>
+          <w:iCs/>
+          <w:szCs w:val="24"/>
+        </w:rPr>
+        <w:t xml:space="preserve"> </w:t>
+      </w:r>
+      <w:r>
+        <w:rPr>
+          <w:iCs/>
+          <w:szCs w:val="24"/>
+        </w:rPr>
+        <w:t xml:space="preserve">The second law of classical mechanics by Issac Newton </w:t>
+      </w:r>
+      <w:r>
+        <w:rPr>
+          <w:iCs/>
+          <w:szCs w:val="24"/>
+        </w:rPr>
+        <w:t xml:space="preserve">(F=mass*acceleration; </w:t>
+      </w:r>
+      <w:r>
+        <w:rPr>
+          <w:i/>
+          <w:iCs/>
+          <w:szCs w:val="24"/>
+        </w:rPr>
+        <w:fldChar w:fldCharType="begin"/>
+      </w:r>
+      <w:r>
+        <w:rPr>
+          <w:iCs/>
+          <w:szCs w:val="24"/>
+        </w:rPr>
+        <w:instrText xml:space="preserve"> ADDIN ZOTERO_ITEM CSL_CITATION {"citationID":"XvcroFdk","properties":{"formattedCitation":"(Taylor 2005)","plainCitation":"(Taylor 2005)","noteIndex":0},"citationItems":[{"id":12459,"uris":["http://zotero.org/users/15391371/items/8238YLA2"],"itemData":{"id":12459,"type":"book","edition":"Nachdr.","event-place":"Sausalito, Calif","ISBN":"978-1-891389-22-1","language":"eng","number-of-pages":"786","publisher":"University Science Books","publisher-place":"Sausalito, Calif","source":"K10plus ISBN","title":"Classical mechanics","author":[{"family":"Taylor","given":"John R."}],"issued":{"date-parts":[["2005"]]}}}],"schema":"https://github.com/citation-style-language/schema/raw/master/csl-citation.json"} </w:instrText>
+      </w:r>
+      <w:r>
+        <w:rPr>
+          <w:i/>
+          <w:iCs/>
+          <w:szCs w:val="24"/>
+        </w:rPr>
+        <w:fldChar w:fldCharType="separate"/>
+      </w:r>
+      <w:r>
+        <w:t>(Taylor 2005)</w:t>
+      </w:r>
+      <w:r>
+        <w:rPr>
+          <w:i/>
+          <w:iCs/>
+          <w:szCs w:val="24"/>
+        </w:rPr>
+        <w:fldChar w:fldCharType="end"/>
+      </w:r>
+      <w:r>
+        <w:rPr>
+          <w:iCs/>
+          <w:szCs w:val="24"/>
+        </w:rPr>
+        <w:t xml:space="preserve"> can be applied to bonds between molecules;</w:t>
+      </w:r>
+      <w:r>
+        <w:rPr>
+          <w:iCs/>
+          <w:szCs w:val="24"/>
+        </w:rPr>
+        <w:t xml:space="preserve"> </w:t>
+      </w:r>
+      <w:r>
+        <w:rPr>
+          <w:iCs/>
+          <w:szCs w:val="24"/>
+        </w:rPr>
+        <w:t xml:space="preserve">it </w:t>
+      </w:r>
+      <w:r>
+        <w:rPr>
+          <w:iCs/>
+          <w:szCs w:val="24"/>
+        </w:rPr>
+        <w:t xml:space="preserve">is equal to the amount of heat an object generates over </w:t>
+      </w:r>
+      <w:r>
+        <w:rPr>
+          <w:iCs/>
+          <w:szCs w:val="24"/>
+        </w:rPr>
         <w:lastRenderedPageBreak/>
-        <w:t xml:space="preserve">from total column measurements </w:t>
-      </w:r>
-      <w:r>
-        <w:rPr>
-          <w:iCs/>
-          <w:szCs w:val="24"/>
-        </w:rPr>
-        <w:t xml:space="preserve">to </w:t>
-      </w:r>
-      <w:r>
-        <w:rPr>
-          <w:iCs/>
-          <w:szCs w:val="24"/>
-        </w:rPr>
-        <w:t>surface concentration estimates of mol/unit</w:t>
-      </w:r>
-      <w:r>
-        <w:rPr>
-          <w:iCs/>
-          <w:szCs w:val="24"/>
-          <w:vertAlign w:val="superscript"/>
-        </w:rPr>
-        <w:t>2</w:t>
-      </w:r>
-      <w:r>
-        <w:rPr>
-          <w:iCs/>
-          <w:szCs w:val="24"/>
-        </w:rPr>
-        <w:t xml:space="preserve"> using </w:t>
-      </w:r>
-      <w:r>
-        <w:rPr>
-          <w:iCs/>
-          <w:szCs w:val="24"/>
-        </w:rPr>
-        <w:t xml:space="preserve">area, </w:t>
-      </w:r>
-      <w:r>
-        <w:rPr>
-          <w:iCs/>
-          <w:szCs w:val="24"/>
-        </w:rPr>
-        <w:t>volume</w:t>
-      </w:r>
-      <w:r>
-        <w:rPr>
-          <w:iCs/>
-          <w:szCs w:val="24"/>
-        </w:rPr>
-        <w:t xml:space="preserve">, and </w:t>
-      </w:r>
-      <w:r>
-        <w:rPr>
-          <w:iCs/>
-          <w:szCs w:val="24"/>
-        </w:rPr>
-        <w:t>unit normalization principles (</w:t>
-      </w:r>
-      <w:r>
-        <w:rPr>
-          <w:iCs/>
-          <w:szCs w:val="24"/>
-        </w:rPr>
-        <w:t xml:space="preserve">e.g. </w:t>
-      </w:r>
-      <w:r>
-        <w:rPr>
-          <w:iCs/>
-          <w:szCs w:val="24"/>
-        </w:rPr>
-        <w:t>1 DU = 2.69x10¹</w:t>
-      </w:r>
-      <w:r>
-        <w:rPr>
-          <w:rFonts w:ascii="Cambria Math" w:hAnsi="Cambria Math" w:cs="Cambria Math"/>
-          <w:iCs/>
-          <w:szCs w:val="24"/>
-        </w:rPr>
-        <w:t>⁶</w:t>
-      </w:r>
-      <w:r>
-        <w:rPr>
-          <w:iCs/>
-          <w:szCs w:val="24"/>
-        </w:rPr>
-        <w:t xml:space="preserve"> mol/cm²). An estimation of the kinetic energy of O</w:t>
-      </w:r>
-      <w:r>
-        <w:rPr>
-          <w:iCs/>
-          <w:szCs w:val="24"/>
-          <w:vertAlign w:val="subscript"/>
-        </w:rPr>
-        <w:t>3</w:t>
-      </w:r>
-      <w:r>
-        <w:rPr>
-          <w:iCs/>
-          <w:szCs w:val="24"/>
-        </w:rPr>
-        <w:t xml:space="preserve"> w</w:t>
-      </w:r>
-      <w:r>
-        <w:rPr>
-          <w:iCs/>
-          <w:szCs w:val="24"/>
-        </w:rPr>
-        <w:t>as</w:t>
-      </w:r>
-      <w:r>
-        <w:rPr>
-          <w:iCs/>
-          <w:szCs w:val="24"/>
-        </w:rPr>
-        <w:t xml:space="preserve"> derived from the ideal gas law (PV=</w:t>
-      </w:r>
-      <w:proofErr w:type="spellStart"/>
-      <w:r>
-        <w:rPr>
-          <w:iCs/>
-          <w:szCs w:val="24"/>
-        </w:rPr>
-        <w:t>nRT</w:t>
-      </w:r>
-      <w:proofErr w:type="spellEnd"/>
-      <w:r>
-        <w:rPr>
-          <w:iCs/>
-          <w:szCs w:val="24"/>
-        </w:rPr>
-        <w:t>) using downward solar radiation, total ozone column values, surface temperature</w:t>
-      </w:r>
-      <w:r>
-        <w:rPr>
-          <w:iCs/>
-          <w:szCs w:val="24"/>
-        </w:rPr>
-        <w:t xml:space="preserve">, and </w:t>
-      </w:r>
-      <w:r>
-        <w:rPr>
-          <w:iCs/>
-          <w:szCs w:val="24"/>
-        </w:rPr>
-        <w:t>O</w:t>
-      </w:r>
-      <w:r>
-        <w:rPr>
-          <w:iCs/>
-          <w:szCs w:val="24"/>
-          <w:vertAlign w:val="subscript"/>
-        </w:rPr>
-        <w:t>3</w:t>
-      </w:r>
-      <w:r>
-        <w:rPr>
-          <w:iCs/>
-          <w:szCs w:val="24"/>
-        </w:rPr>
-        <w:t xml:space="preserve"> </w:t>
-      </w:r>
-      <w:r>
-        <w:rPr>
-          <w:iCs/>
-          <w:szCs w:val="24"/>
-        </w:rPr>
-        <w:t xml:space="preserve">column </w:t>
-      </w:r>
-      <w:r>
-        <w:rPr>
-          <w:iCs/>
-          <w:szCs w:val="24"/>
-        </w:rPr>
-        <w:t>t</w:t>
-      </w:r>
-      <w:r>
-        <w:rPr>
-          <w:iCs/>
-          <w:szCs w:val="24"/>
-        </w:rPr>
-        <w:t xml:space="preserve">emperature to potentially estimate thermodynamic energy states for use in later works. Cloud base and top height differentials were combined with pressure gradients and overall cloud fraction to represent potential cloud energy radiating within the atmosphere. Weekly moving averages were applied to multiple variables to capture temporal smoothing and remove high-frequency noise. </w:t>
-      </w:r>
-      <w:r>
-        <w:rPr>
-          <w:iCs/>
-          <w:szCs w:val="24"/>
-        </w:rPr>
-        <w:t>E</w:t>
-      </w:r>
-      <w:r>
-        <w:rPr>
-          <w:iCs/>
-          <w:szCs w:val="24"/>
-        </w:rPr>
-        <w:t xml:space="preserve">ach of feature implemented </w:t>
-      </w:r>
-      <w:r>
-        <w:rPr>
-          <w:iCs/>
-          <w:szCs w:val="24"/>
-        </w:rPr>
-        <w:t xml:space="preserve">into the final model </w:t>
-      </w:r>
-      <w:r>
-        <w:rPr>
-          <w:iCs/>
-          <w:szCs w:val="24"/>
-        </w:rPr>
-        <w:t>reduce</w:t>
-      </w:r>
-      <w:r>
-        <w:rPr>
-          <w:iCs/>
-          <w:szCs w:val="24"/>
-        </w:rPr>
-        <w:t>d</w:t>
-      </w:r>
-      <w:r>
-        <w:rPr>
-          <w:iCs/>
-          <w:szCs w:val="24"/>
-        </w:rPr>
-        <w:t xml:space="preserve"> spurious correlation</w:t>
-      </w:r>
-      <w:r>
-        <w:rPr>
-          <w:iCs/>
-          <w:szCs w:val="24"/>
-        </w:rPr>
-        <w:t xml:space="preserve"> between co-variates by combining their covariance into a representation of O</w:t>
-      </w:r>
-      <w:r>
-        <w:rPr>
-          <w:iCs/>
-          <w:szCs w:val="24"/>
-          <w:vertAlign w:val="subscript"/>
-        </w:rPr>
-        <w:t>3</w:t>
-      </w:r>
-      <w:r>
-        <w:rPr>
-          <w:iCs/>
-          <w:szCs w:val="24"/>
-        </w:rPr>
-        <w:t xml:space="preserve"> based on transport and chemical mechanisms</w:t>
-      </w:r>
-      <w:r>
-        <w:rPr>
-          <w:iCs/>
-          <w:szCs w:val="24"/>
-        </w:rPr>
-        <w:t>.</w:t>
-      </w:r>
-      <w:r>
-        <w:rPr>
-          <w:iCs/>
-          <w:szCs w:val="24"/>
-        </w:rPr>
-        <w:t xml:space="preserve"> </w:t>
-      </w:r>
-      <w:r>
-        <w:rPr>
-          <w:iCs/>
-          <w:szCs w:val="24"/>
-        </w:rPr>
-        <w:t xml:space="preserve">The second law of classical mechanics by Issac Newton </w:t>
-      </w:r>
-      <w:r>
-        <w:rPr>
-          <w:iCs/>
-          <w:szCs w:val="24"/>
-        </w:rPr>
-        <w:t xml:space="preserve">(F=mass*acceleration; </w:t>
-      </w:r>
-      <w:r>
-        <w:rPr>
-          <w:i/>
-          <w:iCs/>
-          <w:szCs w:val="24"/>
-        </w:rPr>
-        <w:fldChar w:fldCharType="begin"/>
-      </w:r>
-      <w:r>
-        <w:rPr>
-          <w:iCs/>
-          <w:szCs w:val="24"/>
-        </w:rPr>
-        <w:instrText xml:space="preserve"> ADDIN ZOTERO_ITEM CSL_CITATION {"citationID":"XvcroFdk","properties":{"formattedCitation":"(Taylor 2005)","plainCitation":"(Taylor 2005)","noteIndex":0},"citationItems":[{"id":12459,"uris":["http://zotero.org/users/15391371/items/8238YLA2"],"itemData":{"id":12459,"type":"book","edition":"Nachdr.","event-place":"Sausalito, Calif","ISBN":"978-1-891389-22-1","language":"eng","number-of-pages":"786","publisher":"University Science Books","publisher-place":"Sausalito, Calif","source":"K10plus ISBN","title":"Classical mechanics","author":[{"family":"Taylor","given":"John R."}],"issued":{"date-parts":[["2005"]]}}}],"schema":"https://github.com/citation-style-language/schema/raw/master/csl-citation.json"} </w:instrText>
-      </w:r>
-      <w:r>
-        <w:rPr>
-          <w:i/>
-          <w:iCs/>
-          <w:szCs w:val="24"/>
-        </w:rPr>
-        <w:fldChar w:fldCharType="separate"/>
-      </w:r>
-      <w:r>
-        <w:t>(Taylor 2005)</w:t>
-      </w:r>
-      <w:r>
-        <w:rPr>
-          <w:i/>
-          <w:iCs/>
-          <w:szCs w:val="24"/>
-        </w:rPr>
-        <w:fldChar w:fldCharType="end"/>
-      </w:r>
-      <w:r>
-        <w:rPr>
-          <w:iCs/>
-          <w:szCs w:val="24"/>
-        </w:rPr>
-        <w:t xml:space="preserve"> can be applied to bonds between molecules;</w:t>
-      </w:r>
-      <w:r>
-        <w:rPr>
-          <w:iCs/>
-          <w:szCs w:val="24"/>
-        </w:rPr>
-        <w:t xml:space="preserve"> </w:t>
-      </w:r>
-      <w:r>
-        <w:rPr>
-          <w:iCs/>
-          <w:szCs w:val="24"/>
-        </w:rPr>
-        <w:t xml:space="preserve">it </w:t>
-      </w:r>
-      <w:r>
-        <w:rPr>
-          <w:iCs/>
-          <w:szCs w:val="24"/>
-        </w:rPr>
-        <w:t>is equal to the amount of heat an object generates over some distance</w:t>
+        <w:t>some distance</w:t>
       </w:r>
       <w:r>
         <w:rPr>
@@ -5032,7 +4686,6 @@
           <w:iCs/>
           <w:szCs w:val="24"/>
         </w:rPr>
-        <w:lastRenderedPageBreak/>
         <w:t xml:space="preserve">Where the vector </w:t>
       </w:r>
       <m:oMath>
@@ -5567,6 +5220,7 @@
           <w:iCs/>
           <w:szCs w:val="24"/>
         </w:rPr>
+        <w:lastRenderedPageBreak/>
         <w:t>As mentioned in Chapter II.2, surface ozone reacts with certain VOC’s and emissions, oxidizing organic and inorganic material and causing what we know as surface O</w:t>
       </w:r>
       <w:r>
@@ -6267,15 +5921,7 @@
           <w:iCs/>
           <w:szCs w:val="24"/>
         </w:rPr>
-        <w:t xml:space="preserve">) molecules. Known as a triatomic molecule, if one mol of oxygen is roughly 15.999 grams, then 1 mole of Ozone is </w:t>
-      </w:r>
-      <w:r>
-        <w:rPr>
-          <w:iCs/>
-          <w:szCs w:val="24"/>
-        </w:rPr>
-        <w:lastRenderedPageBreak/>
-        <w:t>about 47.9982 grams. Chemicals can only be comprised of a certain number of elements; there is a limitation to its state before it’s something else entirely (</w:t>
+        <w:t>) molecules. Known as a triatomic molecule, if one mol of oxygen is roughly 15.999 grams, then 1 mole of Ozone is about 47.9982 grams. Chemicals can only be comprised of a certain number of elements; there is a limitation to its state before it’s something else entirely (</w:t>
       </w:r>
       <w:proofErr w:type="spellStart"/>
       <w:r>
@@ -6780,7 +6426,14 @@
         <w:rPr>
           <w:szCs w:val="24"/>
         </w:rPr>
-        <w:t xml:space="preserve">, Boltzmann’s Constant. The short of this theory is that on average, atoms exist with a thermal energy of </w:t>
+        <w:t xml:space="preserve">, Boltzmann’s Constant. The </w:t>
+      </w:r>
+      <w:r>
+        <w:rPr>
+          <w:szCs w:val="24"/>
+        </w:rPr>
+        <w:lastRenderedPageBreak/>
+        <w:t xml:space="preserve">short of this theory is that on average, atoms exist with a thermal energy of </w:t>
       </w:r>
       <m:oMath>
         <m:f>
@@ -7664,17 +7317,7 @@
           <w:szCs w:val="24"/>
           <w14:ligatures w14:val="standardContextual"/>
         </w:rPr>
-        <w:t xml:space="preserve">. The trend estimated from training on replaced missing values was then used on the full data set, inclusive of the missing values taken out for KNN training. Resulting errors </w:t>
-      </w:r>
-      <w:r>
-        <w:rPr>
-          <w:rFonts w:eastAsiaTheme="minorHAnsi" w:cs="Calibri Light"/>
-          <w:kern w:val="2"/>
-          <w:szCs w:val="24"/>
-          <w14:ligatures w14:val="standardContextual"/>
-        </w:rPr>
-        <w:lastRenderedPageBreak/>
-        <w:t xml:space="preserve">during training holds true for all tested values </w:t>
+        <w:t xml:space="preserve">. The trend estimated from training on replaced missing values was then used on the full data set, inclusive of the missing values taken out for KNN training. Resulting errors during training holds true for all tested values </w:t>
       </w:r>
       <w:r>
         <w:rPr>
@@ -7984,6 +7627,7 @@
           <w:iCs/>
           <w:szCs w:val="24"/>
         </w:rPr>
+        <w:lastRenderedPageBreak/>
         <w:t xml:space="preserve">Where </w:t>
       </w:r>
       <m:oMath>
@@ -8672,15 +8316,7 @@
           <w:iCs/>
           <w:szCs w:val="24"/>
         </w:rPr>
-        <w:t xml:space="preserve">), </w:t>
-      </w:r>
-      <w:r>
-        <w:rPr>
-          <w:iCs/>
-          <w:szCs w:val="24"/>
-        </w:rPr>
-        <w:lastRenderedPageBreak/>
-        <w:t>ML/AI methods to minimize the influence of similar trends were required</w:t>
+        <w:t>), ML/AI methods to minimize the influence of similar trends were required</w:t>
       </w:r>
       <w:r>
         <w:rPr>
@@ -9812,6 +9448,7 @@
             <w:rFonts w:ascii="Cambria Math" w:hAnsi="Cambria Math"/>
             <w:szCs w:val="24"/>
           </w:rPr>
+          <w:lastRenderedPageBreak/>
           <w:softHyphen/>
         </m:r>
         <m:sSub>
@@ -11019,15 +10656,7 @@
           <w:iCs/>
           <w:szCs w:val="24"/>
         </w:rPr>
-        <w:t xml:space="preserve">: The learning rate was fine-tuned between 0.00001 to 1, with step values reflecting half the number of features. </w:t>
-      </w:r>
-      <w:r>
-        <w:rPr>
-          <w:iCs/>
-          <w:szCs w:val="24"/>
-        </w:rPr>
-        <w:lastRenderedPageBreak/>
-        <w:t>The number of estimators ranged from 50 to 500, with similar step adjustments. Loss calculations considered linear, square, or exponential trends. This model was chosen for its capacity to reduce variance and enhance accuracy</w:t>
+        <w:t>: The learning rate was fine-tuned between 0.00001 to 1, with step values reflecting half the number of features. The number of estimators ranged from 50 to 500, with similar step adjustments. Loss calculations considered linear, square, or exponential trends. This model was chosen for its capacity to reduce variance and enhance accuracy</w:t>
       </w:r>
       <w:r>
         <w:rPr>
@@ -11185,6 +10814,7 @@
           <w:iCs/>
           <w:szCs w:val="24"/>
         </w:rPr>
+        <w:lastRenderedPageBreak/>
         <w:t>Random Forest</w:t>
       </w:r>
       <w:r>
@@ -12159,7 +11789,6 @@
           <w:iCs/>
           <w:szCs w:val="24"/>
         </w:rPr>
-        <w:lastRenderedPageBreak/>
         <w:t>Number of lags: 2, 4, 6</w:t>
       </w:r>
     </w:p>
@@ -14365,7 +13994,6 @@
           <w:iCs/>
           <w:szCs w:val="24"/>
         </w:rPr>
-        <w:lastRenderedPageBreak/>
         <w:t xml:space="preserve">All calculations were done in ppm then later converted to ppb for a better representation of differences when writing. </w:t>
       </w:r>
       <w:r>
@@ -14534,7 +14162,14 @@
         <w:rPr>
           <w:szCs w:val="24"/>
         </w:rPr>
-        <w:t xml:space="preserve"> and weekly moving averages. The second set of features depicts variables found in modern imagery and anthropogenic sources. The third set consists of energy, CTM and meteorological representations</w:t>
+        <w:t xml:space="preserve"> and weekly moving averages. The second set of features depicts variables found in modern imagery and anthropogenic sources. The </w:t>
+      </w:r>
+      <w:r>
+        <w:rPr>
+          <w:szCs w:val="24"/>
+        </w:rPr>
+        <w:lastRenderedPageBreak/>
+        <w:t>third set consists of energy, CTM and meteorological representations</w:t>
       </w:r>
       <w:r>
         <w:rPr>
@@ -15682,7 +15317,7 @@
     </w:p>
     <w:p>
       <w:pPr>
-        <w:ind w:left="382" w:right="22" w:hanging="360"/>
+        <w:ind w:right="22"/>
         <w:contextualSpacing/>
         <w:rPr>
           <w:szCs w:val="24"/>
@@ -15697,7 +15332,7 @@
       </w:r>
     </w:p>
     <w:sectPr>
-      <w:footerReference w:type="default" r:id="rId10"/>
+      <w:footerReference w:type="default" r:id="rId8"/>
       <w:pgSz w:w="12240" w:h="15840"/>
       <w:pgMar w:top="1440" w:right="1440" w:bottom="1440" w:left="1440" w:header="720" w:footer="720" w:gutter="0"/>
       <w:cols w:space="720"/>
